--- a/shareIt-server/src/main/resources/ТЗ.docx
+++ b/shareIt-server/src/main/resources/ТЗ.docx
@@ -963,6 +963,7 @@
             <w:pPr>
               <w:rPr>
                 <w:rFonts w:ascii="Times New Roman" w:hAnsi="Times New Roman" w:cs="Times New Roman"/>
+                <w:lang w:val="en-US"/>
               </w:rPr>
             </w:pPr>
             <w:r>
@@ -1003,6 +1004,7 @@
             <w:r>
               <w:rPr>
                 <w:rFonts w:ascii="Times New Roman" w:hAnsi="Times New Roman" w:cs="Times New Roman"/>
+                <w:lang w:val="en-US"/>
               </w:rPr>
               <w:t>,</w:t>
             </w:r>
@@ -1063,9 +1065,15 @@
             <w:r>
               <w:rPr>
                 <w:rFonts w:ascii="Times New Roman" w:hAnsi="Times New Roman" w:cs="Times New Roman"/>
-                <w:lang w:val="en-US"/>
-              </w:rPr>
-              <w:t>long</w:t>
+              </w:rPr>
+              <w:t>об</w:t>
+            </w:r>
+            <w:r>
+              <w:rPr>
+                <w:rFonts w:ascii="Times New Roman" w:hAnsi="Times New Roman" w:cs="Times New Roman"/>
+                <w:lang w:val="en-US"/>
+              </w:rPr>
+              <w:t>.</w:t>
             </w:r>
             <w:r>
               <w:rPr>
@@ -1131,9 +1139,15 @@
             <w:r>
               <w:rPr>
                 <w:rFonts w:ascii="Times New Roman" w:hAnsi="Times New Roman" w:cs="Times New Roman"/>
-                <w:lang w:val="en-US"/>
-              </w:rPr>
-              <w:t>long</w:t>
+              </w:rPr>
+              <w:t>об</w:t>
+            </w:r>
+            <w:r>
+              <w:rPr>
+                <w:rFonts w:ascii="Times New Roman" w:hAnsi="Times New Roman" w:cs="Times New Roman"/>
+                <w:lang w:val="en-US"/>
+              </w:rPr>
+              <w:t>.</w:t>
             </w:r>
           </w:p>
           <w:p>
@@ -1351,9 +1365,15 @@
             <w:r>
               <w:rPr>
                 <w:rFonts w:ascii="Times New Roman" w:hAnsi="Times New Roman" w:cs="Times New Roman"/>
-                <w:lang w:val="en-US"/>
-              </w:rPr>
-              <w:t>long</w:t>
+              </w:rPr>
+              <w:t>об</w:t>
+            </w:r>
+            <w:r>
+              <w:rPr>
+                <w:rFonts w:ascii="Times New Roman" w:hAnsi="Times New Roman" w:cs="Times New Roman"/>
+                <w:lang w:val="en-US"/>
+              </w:rPr>
+              <w:t>.</w:t>
             </w:r>
             <w:r>
               <w:rPr>
@@ -1419,22 +1439,35 @@
             <w:r>
               <w:rPr>
                 <w:rFonts w:ascii="Times New Roman" w:hAnsi="Times New Roman" w:cs="Times New Roman"/>
-                <w:lang w:val="en-US"/>
-              </w:rPr>
-              <w:t>long</w:t>
-            </w:r>
-          </w:p>
-          <w:p>
-            <w:pPr>
-              <w:rPr>
-                <w:rFonts w:ascii="Times New Roman" w:hAnsi="Times New Roman" w:cs="Times New Roman"/>
-              </w:rPr>
-            </w:pPr>
-            <w:r>
-              <w:rPr>
-                <w:rFonts w:ascii="Times New Roman" w:hAnsi="Times New Roman" w:cs="Times New Roman"/>
-              </w:rPr>
-              <w:t xml:space="preserve">  }</w:t>
+              </w:rPr>
+              <w:t>об</w:t>
+            </w:r>
+            <w:r>
+              <w:rPr>
+                <w:rFonts w:ascii="Times New Roman" w:hAnsi="Times New Roman" w:cs="Times New Roman"/>
+                <w:lang w:val="en-US"/>
+              </w:rPr>
+              <w:t>.</w:t>
+            </w:r>
+          </w:p>
+          <w:p>
+            <w:pPr>
+              <w:rPr>
+                <w:rFonts w:ascii="Times New Roman" w:hAnsi="Times New Roman" w:cs="Times New Roman"/>
+              </w:rPr>
+            </w:pPr>
+            <w:r>
+              <w:rPr>
+                <w:rFonts w:ascii="Times New Roman" w:hAnsi="Times New Roman" w:cs="Times New Roman"/>
+                <w:lang w:val="en-US"/>
+              </w:rPr>
+              <w:t xml:space="preserve">  </w:t>
+            </w:r>
+            <w:r>
+              <w:rPr>
+                <w:rFonts w:ascii="Times New Roman" w:hAnsi="Times New Roman" w:cs="Times New Roman"/>
+              </w:rPr>
+              <w:t>}</w:t>
             </w:r>
           </w:p>
           <w:p>
@@ -1490,7 +1523,6 @@
             <w:pPr>
               <w:rPr>
                 <w:rFonts w:ascii="Times New Roman" w:hAnsi="Times New Roman" w:cs="Times New Roman"/>
-                <w:lang w:val="en-US"/>
               </w:rPr>
             </w:pPr>
             <w:r>
@@ -1552,7 +1584,6 @@
             <w:r>
               <w:rPr>
                 <w:rFonts w:ascii="Times New Roman" w:hAnsi="Times New Roman" w:cs="Times New Roman"/>
-                <w:lang w:val="en-US"/>
               </w:rPr>
               <w:t xml:space="preserve"> – </w:t>
             </w:r>
@@ -1930,9 +1961,15 @@
             <w:r>
               <w:rPr>
                 <w:rFonts w:ascii="Times New Roman" w:hAnsi="Times New Roman" w:cs="Times New Roman"/>
-                <w:lang w:val="en-US"/>
-              </w:rPr>
-              <w:t>long</w:t>
+              </w:rPr>
+              <w:t>об</w:t>
+            </w:r>
+            <w:r>
+              <w:rPr>
+                <w:rFonts w:ascii="Times New Roman" w:hAnsi="Times New Roman" w:cs="Times New Roman"/>
+                <w:lang w:val="en-US"/>
+              </w:rPr>
+              <w:t>.</w:t>
             </w:r>
             <w:r>
               <w:rPr>
@@ -1998,9 +2035,15 @@
             <w:r>
               <w:rPr>
                 <w:rFonts w:ascii="Times New Roman" w:hAnsi="Times New Roman" w:cs="Times New Roman"/>
-                <w:lang w:val="en-US"/>
-              </w:rPr>
-              <w:t>long</w:t>
+              </w:rPr>
+              <w:t>об</w:t>
+            </w:r>
+            <w:r>
+              <w:rPr>
+                <w:rFonts w:ascii="Times New Roman" w:hAnsi="Times New Roman" w:cs="Times New Roman"/>
+                <w:lang w:val="en-US"/>
+              </w:rPr>
+              <w:t>.</w:t>
             </w:r>
           </w:p>
           <w:p>
@@ -2218,9 +2261,15 @@
             <w:r>
               <w:rPr>
                 <w:rFonts w:ascii="Times New Roman" w:hAnsi="Times New Roman" w:cs="Times New Roman"/>
-                <w:lang w:val="en-US"/>
-              </w:rPr>
-              <w:t>long</w:t>
+              </w:rPr>
+              <w:t>об</w:t>
+            </w:r>
+            <w:r>
+              <w:rPr>
+                <w:rFonts w:ascii="Times New Roman" w:hAnsi="Times New Roman" w:cs="Times New Roman"/>
+                <w:lang w:val="en-US"/>
+              </w:rPr>
+              <w:t>.</w:t>
             </w:r>
             <w:r>
               <w:rPr>
@@ -2286,22 +2335,35 @@
             <w:r>
               <w:rPr>
                 <w:rFonts w:ascii="Times New Roman" w:hAnsi="Times New Roman" w:cs="Times New Roman"/>
-                <w:lang w:val="en-US"/>
-              </w:rPr>
-              <w:t>long</w:t>
-            </w:r>
-          </w:p>
-          <w:p>
-            <w:pPr>
-              <w:rPr>
-                <w:rFonts w:ascii="Times New Roman" w:hAnsi="Times New Roman" w:cs="Times New Roman"/>
-              </w:rPr>
-            </w:pPr>
-            <w:r>
-              <w:rPr>
-                <w:rFonts w:ascii="Times New Roman" w:hAnsi="Times New Roman" w:cs="Times New Roman"/>
-              </w:rPr>
-              <w:t xml:space="preserve">  }</w:t>
+              </w:rPr>
+              <w:t>об</w:t>
+            </w:r>
+            <w:r>
+              <w:rPr>
+                <w:rFonts w:ascii="Times New Roman" w:hAnsi="Times New Roman" w:cs="Times New Roman"/>
+                <w:lang w:val="en-US"/>
+              </w:rPr>
+              <w:t>.</w:t>
+            </w:r>
+          </w:p>
+          <w:p>
+            <w:pPr>
+              <w:rPr>
+                <w:rFonts w:ascii="Times New Roman" w:hAnsi="Times New Roman" w:cs="Times New Roman"/>
+              </w:rPr>
+            </w:pPr>
+            <w:r>
+              <w:rPr>
+                <w:rFonts w:ascii="Times New Roman" w:hAnsi="Times New Roman" w:cs="Times New Roman"/>
+                <w:lang w:val="en-US"/>
+              </w:rPr>
+              <w:t xml:space="preserve">  </w:t>
+            </w:r>
+            <w:r>
+              <w:rPr>
+                <w:rFonts w:ascii="Times New Roman" w:hAnsi="Times New Roman" w:cs="Times New Roman"/>
+              </w:rPr>
+              <w:t>}</w:t>
             </w:r>
           </w:p>
           <w:p>
@@ -2715,9 +2777,15 @@
             <w:r>
               <w:rPr>
                 <w:rFonts w:ascii="Times New Roman" w:hAnsi="Times New Roman" w:cs="Times New Roman"/>
-                <w:lang w:val="en-US"/>
-              </w:rPr>
-              <w:t>long</w:t>
+              </w:rPr>
+              <w:t>об</w:t>
+            </w:r>
+            <w:r>
+              <w:rPr>
+                <w:rFonts w:ascii="Times New Roman" w:hAnsi="Times New Roman" w:cs="Times New Roman"/>
+                <w:lang w:val="en-US"/>
+              </w:rPr>
+              <w:t>.</w:t>
             </w:r>
             <w:r>
               <w:rPr>
@@ -2783,29 +2851,37 @@
             <w:r>
               <w:rPr>
                 <w:rFonts w:ascii="Times New Roman" w:hAnsi="Times New Roman" w:cs="Times New Roman"/>
-                <w:lang w:val="en-US"/>
-              </w:rPr>
-              <w:t>long</w:t>
-            </w:r>
-          </w:p>
-          <w:p>
-            <w:pPr>
-              <w:rPr>
-                <w:rFonts w:ascii="Times New Roman" w:hAnsi="Times New Roman" w:cs="Times New Roman"/>
-              </w:rPr>
-            </w:pPr>
-            <w:r>
-              <w:rPr>
-                <w:rFonts w:ascii="Times New Roman" w:hAnsi="Times New Roman" w:cs="Times New Roman"/>
-                <w:lang w:val="en-US"/>
-              </w:rPr>
-              <w:t xml:space="preserve">  }</w:t>
-            </w:r>
-          </w:p>
-          <w:p>
-            <w:pPr>
-              <w:rPr>
-                <w:rFonts w:ascii="Times New Roman" w:hAnsi="Times New Roman" w:cs="Times New Roman"/>
+              </w:rPr>
+              <w:t>об</w:t>
+            </w:r>
+            <w:r>
+              <w:rPr>
+                <w:rFonts w:ascii="Times New Roman" w:hAnsi="Times New Roman" w:cs="Times New Roman"/>
+                <w:lang w:val="en-US"/>
+              </w:rPr>
+              <w:t>.</w:t>
+            </w:r>
+          </w:p>
+          <w:p>
+            <w:pPr>
+              <w:rPr>
+                <w:rFonts w:ascii="Times New Roman" w:hAnsi="Times New Roman" w:cs="Times New Roman"/>
+                <w:lang w:val="en-US"/>
+              </w:rPr>
+            </w:pPr>
+            <w:r>
+              <w:rPr>
+                <w:rFonts w:ascii="Times New Roman" w:hAnsi="Times New Roman" w:cs="Times New Roman"/>
+                <w:lang w:val="en-US"/>
+              </w:rPr>
+              <w:t xml:space="preserve">  },</w:t>
+            </w:r>
+          </w:p>
+          <w:p>
+            <w:pPr>
+              <w:rPr>
+                <w:rFonts w:ascii="Times New Roman" w:hAnsi="Times New Roman" w:cs="Times New Roman"/>
+                <w:lang w:val="en-US"/>
               </w:rPr>
             </w:pPr>
           </w:p>
@@ -3928,7 +4004,7 @@
   <w:style w:type="paragraph" w:default="1" w:styleId="a">
     <w:name w:val="Normal"/>
     <w:qFormat/>
-    <w:rsid w:val="00D57821"/>
+    <w:rsid w:val="00F2419E"/>
   </w:style>
   <w:style w:type="paragraph" w:styleId="1">
     <w:name w:val="heading 1"/>
@@ -4132,6 +4208,7 @@
   <w:style w:type="character" w:default="1" w:styleId="a0">
     <w:name w:val="Default Paragraph Font"/>
     <w:uiPriority w:val="1"/>
+    <w:semiHidden/>
     <w:unhideWhenUsed/>
   </w:style>
   <w:style w:type="table" w:default="1" w:styleId="a1">
